--- a/Список аккаунтов П-30.docx
+++ b/Список аккаунтов П-30.docx
@@ -1,6 +1,6 @@
 
 <file path=word/document.xml><?xml version="1.0" encoding="utf-8"?>
-<w:document xmlns:wpc="http://schemas.microsoft.com/office/word/2010/wordprocessingCanvas" xmlns:cx="http://schemas.microsoft.com/office/drawing/2014/chartex" xmlns:mc="http://schemas.openxmlformats.org/markup-compatibility/2006" xmlns:o="urn:schemas-microsoft-com:office:office" xmlns:r="http://schemas.openxmlformats.org/officeDocument/2006/relationships" xmlns:m="http://schemas.openxmlformats.org/officeDocument/2006/math" xmlns:v="urn:schemas-microsoft-com:vml" xmlns:wp14="http://schemas.microsoft.com/office/word/2010/wordprocessingDrawing" xmlns:wp="http://schemas.openxmlformats.org/drawingml/2006/wordprocessingDrawing" xmlns:w10="urn:schemas-microsoft-com:office:word" xmlns:w="http://schemas.openxmlformats.org/wordprocessingml/2006/main" xmlns:w14="http://schemas.microsoft.com/office/word/2010/wordml" xmlns:w15="http://schemas.microsoft.com/office/word/2012/wordml" xmlns:w16se="http://schemas.microsoft.com/office/word/2015/wordml/symex" xmlns:wpg="http://schemas.microsoft.com/office/word/2010/wordprocessingGroup" xmlns:wpi="http://schemas.microsoft.com/office/word/2010/wordprocessingInk" xmlns:wne="http://schemas.microsoft.com/office/word/2006/wordml" xmlns:wps="http://schemas.microsoft.com/office/word/2010/wordprocessingShape" mc:Ignorable="w14 w15 w16se wp14">
+<w:document xmlns:wpc="http://schemas.microsoft.com/office/word/2010/wordprocessingCanvas" xmlns:cx="http://schemas.microsoft.com/office/drawing/2014/chartex" xmlns:cx1="http://schemas.microsoft.com/office/drawing/2015/9/8/chartex" xmlns:cx2="http://schemas.microsoft.com/office/drawing/2015/10/21/chartex" xmlns:cx3="http://schemas.microsoft.com/office/drawing/2016/5/9/chartex" xmlns:cx4="http://schemas.microsoft.com/office/drawing/2016/5/10/chartex" xmlns:cx5="http://schemas.microsoft.com/office/drawing/2016/5/11/chartex" xmlns:cx6="http://schemas.microsoft.com/office/drawing/2016/5/12/chartex" xmlns:cx7="http://schemas.microsoft.com/office/drawing/2016/5/13/chartex" xmlns:cx8="http://schemas.microsoft.com/office/drawing/2016/5/14/chartex" xmlns:mc="http://schemas.openxmlformats.org/markup-compatibility/2006" xmlns:aink="http://schemas.microsoft.com/office/drawing/2016/ink" xmlns:am3d="http://schemas.microsoft.com/office/drawing/2017/model3d" xmlns:o="urn:schemas-microsoft-com:office:office" xmlns:oel="http://schemas.microsoft.com/office/2019/extlst" xmlns:r="http://schemas.openxmlformats.org/officeDocument/2006/relationships" xmlns:m="http://schemas.openxmlformats.org/officeDocument/2006/math" xmlns:v="urn:schemas-microsoft-com:vml" xmlns:wp14="http://schemas.microsoft.com/office/word/2010/wordprocessingDrawing" xmlns:wp="http://schemas.openxmlformats.org/drawingml/2006/wordprocessingDrawing" xmlns:w10="urn:schemas-microsoft-com:office:word" xmlns:w="http://schemas.openxmlformats.org/wordprocessingml/2006/main" xmlns:w14="http://schemas.microsoft.com/office/word/2010/wordml" xmlns:w15="http://schemas.microsoft.com/office/word/2012/wordml" xmlns:w16cex="http://schemas.microsoft.com/office/word/2018/wordml/cex" xmlns:w16cid="http://schemas.microsoft.com/office/word/2016/wordml/cid" xmlns:w16="http://schemas.microsoft.com/office/word/2018/wordml" xmlns:w16du="http://schemas.microsoft.com/office/word/2023/wordml/word16du" xmlns:w16sdtdh="http://schemas.microsoft.com/office/word/2020/wordml/sdtdatahash" xmlns:w16sdtfl="http://schemas.microsoft.com/office/word/2024/wordml/sdtformatlock" xmlns:w16se="http://schemas.microsoft.com/office/word/2015/wordml/symex" xmlns:wpg="http://schemas.microsoft.com/office/word/2010/wordprocessingGroup" xmlns:wpi="http://schemas.microsoft.com/office/word/2010/wordprocessingInk" xmlns:wne="http://schemas.microsoft.com/office/word/2006/wordml" xmlns:wps="http://schemas.microsoft.com/office/word/2010/wordprocessingShape" mc:Ignorable="w14 w15 w16se w16cid w16 w16cex w16sdtdh w16sdtfl w16du wp14">
   <w:body>
     <w:p>
       <w:pPr>
@@ -17,7 +17,21 @@
           <w:b/>
           <w:bCs/>
         </w:rPr>
-        <w:t>Список аккаунтов П-30</w:t>
+        <w:t>Список аккаунтов П-</w:t>
+      </w:r>
+      <w:r>
+        <w:rPr>
+          <w:b/>
+          <w:bCs/>
+        </w:rPr>
+        <w:t>3</w:t>
+      </w:r>
+      <w:r>
+        <w:rPr>
+          <w:b/>
+          <w:bCs/>
+        </w:rPr>
+        <w:t>0</w:t>
       </w:r>
     </w:p>
     <w:tbl>
@@ -41,237 +55,205 @@
               <w:contextualSpacing/>
             </w:pPr>
             <w:r>
-              <w:t>Алексеева Алёна</w:t>
-            </w:r>
-          </w:p>
-        </w:tc>
-        <w:tc>
-          <w:tcPr>
-            <w:tcW w:w="5380" w:type="dxa"/>
-          </w:tcPr>
-          <w:p>
-            <w:pPr>
-              <w:spacing w:line="360" w:lineRule="auto"/>
-              <w:contextualSpacing/>
-            </w:pPr>
-            <w:r>
-              <w:t>https://github.com/LelikAlekseeva</w:t>
-            </w:r>
-          </w:p>
-        </w:tc>
-      </w:tr>
-      <w:tr>
-        <w:tc>
-          <w:tcPr>
-            <w:tcW w:w="3964" w:type="dxa"/>
-          </w:tcPr>
-          <w:p>
-            <w:pPr>
-              <w:spacing w:line="360" w:lineRule="auto"/>
-              <w:contextualSpacing/>
-            </w:pPr>
-            <w:r>
-              <w:t>Андрианов Никита</w:t>
-            </w:r>
-          </w:p>
-        </w:tc>
-        <w:tc>
-          <w:tcPr>
-            <w:tcW w:w="5380" w:type="dxa"/>
-          </w:tcPr>
-          <w:p>
-            <w:pPr>
-              <w:spacing w:line="360" w:lineRule="auto"/>
-              <w:contextualSpacing/>
-            </w:pPr>
-            <w:r>
-              <w:t>https://github.com/nikand32543</w:t>
-            </w:r>
-          </w:p>
-        </w:tc>
-      </w:tr>
-      <w:tr>
-        <w:tc>
-          <w:tcPr>
-            <w:tcW w:w="3964" w:type="dxa"/>
-          </w:tcPr>
-          <w:p>
-            <w:pPr>
-              <w:spacing w:line="360" w:lineRule="auto"/>
-              <w:contextualSpacing/>
-            </w:pPr>
-            <w:r>
-              <w:t>Барсаков Кирилл</w:t>
-            </w:r>
-          </w:p>
-        </w:tc>
-        <w:tc>
-          <w:tcPr>
-            <w:tcW w:w="5380" w:type="dxa"/>
-          </w:tcPr>
-          <w:p>
-            <w:pPr>
-              <w:spacing w:line="360" w:lineRule="auto"/>
-              <w:contextualSpacing/>
-            </w:pPr>
-            <w:r>
-              <w:t>https://github.com/Nevirybarmuy</w:t>
-            </w:r>
-            <w:bookmarkStart w:id="0" w:name="_GoBack"/>
-            <w:bookmarkEnd w:id="0"/>
-          </w:p>
-        </w:tc>
-      </w:tr>
-      <w:tr>
-        <w:tc>
-          <w:tcPr>
-            <w:tcW w:w="3964" w:type="dxa"/>
-          </w:tcPr>
-          <w:p>
-            <w:pPr>
-              <w:spacing w:line="360" w:lineRule="auto"/>
-              <w:contextualSpacing/>
-            </w:pPr>
-            <w:r>
-              <w:t>Березкин Егор</w:t>
-            </w:r>
-          </w:p>
-        </w:tc>
-        <w:tc>
-          <w:tcPr>
-            <w:tcW w:w="5380" w:type="dxa"/>
-          </w:tcPr>
-          <w:p>
-            <w:pPr>
-              <w:spacing w:line="360" w:lineRule="auto"/>
-              <w:contextualSpacing/>
-            </w:pPr>
-            <w:r>
-              <w:t>https://github.com/EgorBerezkin</w:t>
-            </w:r>
-          </w:p>
-        </w:tc>
-      </w:tr>
-      <w:tr>
-        <w:tc>
-          <w:tcPr>
-            <w:tcW w:w="3964" w:type="dxa"/>
-          </w:tcPr>
-          <w:p>
-            <w:pPr>
-              <w:spacing w:line="360" w:lineRule="auto"/>
-              <w:contextualSpacing/>
-            </w:pPr>
-            <w:r>
-              <w:t>Бородин Алексей</w:t>
-            </w:r>
-          </w:p>
-        </w:tc>
-        <w:tc>
-          <w:tcPr>
-            <w:tcW w:w="5380" w:type="dxa"/>
-          </w:tcPr>
-          <w:p>
-            <w:pPr>
-              <w:spacing w:line="360" w:lineRule="auto"/>
-              <w:contextualSpacing/>
-            </w:pPr>
-            <w:r>
-              <w:t>https://github.com/dizrupt31</w:t>
-            </w:r>
-          </w:p>
-        </w:tc>
-      </w:tr>
-      <w:tr>
-        <w:tc>
-          <w:tcPr>
-            <w:tcW w:w="3964" w:type="dxa"/>
-          </w:tcPr>
-          <w:p>
-            <w:pPr>
-              <w:spacing w:line="360" w:lineRule="auto"/>
-              <w:contextualSpacing/>
-            </w:pPr>
-            <w:r>
-              <w:t>Будина Ирина</w:t>
-            </w:r>
-          </w:p>
-        </w:tc>
-        <w:tc>
-          <w:tcPr>
-            <w:tcW w:w="5380" w:type="dxa"/>
-          </w:tcPr>
-          <w:p>
-            <w:pPr>
-              <w:spacing w:line="360" w:lineRule="auto"/>
-              <w:contextualSpacing/>
-            </w:pPr>
-            <w:r>
-              <w:t>https://github.com/Irina</w:t>
-            </w:r>
-            <w:r>
-              <w:t>1915</w:t>
-            </w:r>
-          </w:p>
-        </w:tc>
-      </w:tr>
-      <w:tr>
-        <w:tc>
-          <w:tcPr>
-            <w:tcW w:w="3964" w:type="dxa"/>
-          </w:tcPr>
-          <w:p>
-            <w:pPr>
-              <w:spacing w:line="360" w:lineRule="auto"/>
-              <w:contextualSpacing/>
-            </w:pPr>
-            <w:r>
-              <w:t>Буренина Диана</w:t>
-            </w:r>
-          </w:p>
-        </w:tc>
-        <w:tc>
-          <w:tcPr>
-            <w:tcW w:w="5380" w:type="dxa"/>
-          </w:tcPr>
-          <w:p>
-            <w:pPr>
-              <w:spacing w:line="360" w:lineRule="auto"/>
-              <w:contextualSpacing/>
-            </w:pPr>
-            <w:r>
-              <w:t>https://github.com/da-yana</w:t>
-            </w:r>
-          </w:p>
-        </w:tc>
-      </w:tr>
-      <w:tr>
-        <w:tc>
-          <w:tcPr>
-            <w:tcW w:w="3964" w:type="dxa"/>
-          </w:tcPr>
-          <w:p>
-            <w:pPr>
-              <w:spacing w:line="360" w:lineRule="auto"/>
-              <w:contextualSpacing/>
-            </w:pPr>
-            <w:r>
-              <w:t>Воскресенский Дмитрий</w:t>
-            </w:r>
-          </w:p>
-        </w:tc>
-        <w:tc>
-          <w:tcPr>
-            <w:tcW w:w="5380" w:type="dxa"/>
-          </w:tcPr>
-          <w:p>
-            <w:pPr>
-              <w:spacing w:line="360" w:lineRule="auto"/>
-              <w:contextualSpacing/>
-            </w:pPr>
-            <w:r>
-              <w:t>https://github.com/cigerf</w:t>
-            </w:r>
+              <w:t>А</w:t>
+            </w:r>
+            <w:r>
+              <w:t>рсеньев</w:t>
+            </w:r>
+            <w:r>
+              <w:t xml:space="preserve"> </w:t>
+            </w:r>
+            <w:r>
+              <w:t>Никита</w:t>
+            </w:r>
+          </w:p>
+        </w:tc>
+        <w:tc>
+          <w:tcPr>
+            <w:tcW w:w="5380" w:type="dxa"/>
+          </w:tcPr>
+          <w:p>
+            <w:pPr>
+              <w:spacing w:line="360" w:lineRule="auto"/>
+              <w:contextualSpacing/>
+            </w:pPr>
+          </w:p>
+        </w:tc>
+      </w:tr>
+      <w:tr>
+        <w:tc>
+          <w:tcPr>
+            <w:tcW w:w="3964" w:type="dxa"/>
+          </w:tcPr>
+          <w:p>
+            <w:pPr>
+              <w:spacing w:line="360" w:lineRule="auto"/>
+              <w:contextualSpacing/>
+            </w:pPr>
+            <w:r>
+              <w:t>Васильев Захар</w:t>
+            </w:r>
+          </w:p>
+        </w:tc>
+        <w:tc>
+          <w:tcPr>
+            <w:tcW w:w="5380" w:type="dxa"/>
+          </w:tcPr>
+          <w:p>
+            <w:pPr>
+              <w:spacing w:line="360" w:lineRule="auto"/>
+              <w:contextualSpacing/>
+            </w:pPr>
+            <w:r>
+              <w:t>https://github.com/PrynikDgops</w:t>
+            </w:r>
+          </w:p>
+        </w:tc>
+      </w:tr>
+      <w:tr>
+        <w:tc>
+          <w:tcPr>
+            <w:tcW w:w="3964" w:type="dxa"/>
+          </w:tcPr>
+          <w:p>
+            <w:pPr>
+              <w:spacing w:line="360" w:lineRule="auto"/>
+              <w:contextualSpacing/>
+            </w:pPr>
+            <w:r>
+              <w:t>Головин Илья</w:t>
+            </w:r>
+          </w:p>
+        </w:tc>
+        <w:tc>
+          <w:tcPr>
+            <w:tcW w:w="5380" w:type="dxa"/>
+          </w:tcPr>
+          <w:p>
+            <w:pPr>
+              <w:spacing w:line="360" w:lineRule="auto"/>
+              <w:contextualSpacing/>
+            </w:pPr>
+            <w:r>
+              <w:t>https://github.com/fxhdhdydcgh</w:t>
+            </w:r>
+          </w:p>
+        </w:tc>
+      </w:tr>
+      <w:tr>
+        <w:tc>
+          <w:tcPr>
+            <w:tcW w:w="3964" w:type="dxa"/>
+          </w:tcPr>
+          <w:p>
+            <w:pPr>
+              <w:spacing w:line="360" w:lineRule="auto"/>
+              <w:contextualSpacing/>
+            </w:pPr>
+            <w:r>
+              <w:t>Гребенкин Сергей</w:t>
+            </w:r>
+          </w:p>
+        </w:tc>
+        <w:tc>
+          <w:tcPr>
+            <w:tcW w:w="5380" w:type="dxa"/>
+          </w:tcPr>
+          <w:p>
+            <w:pPr>
+              <w:spacing w:line="360" w:lineRule="auto"/>
+              <w:contextualSpacing/>
+            </w:pPr>
+            <w:r>
+              <w:t>https://github.com/drr-lab192</w:t>
+            </w:r>
+          </w:p>
+        </w:tc>
+      </w:tr>
+      <w:tr>
+        <w:tc>
+          <w:tcPr>
+            <w:tcW w:w="3964" w:type="dxa"/>
+          </w:tcPr>
+          <w:p>
+            <w:pPr>
+              <w:spacing w:line="360" w:lineRule="auto"/>
+              <w:contextualSpacing/>
+            </w:pPr>
+            <w:r>
+              <w:t>Думцев Денис</w:t>
+            </w:r>
+          </w:p>
+        </w:tc>
+        <w:tc>
+          <w:tcPr>
+            <w:tcW w:w="5380" w:type="dxa"/>
+          </w:tcPr>
+          <w:p>
+            <w:pPr>
+              <w:spacing w:line="360" w:lineRule="auto"/>
+              <w:contextualSpacing/>
+            </w:pPr>
+            <w:r>
+              <w:t>https://github.com/EgoVelichestvo-Bumer</w:t>
+            </w:r>
+          </w:p>
+        </w:tc>
+      </w:tr>
+      <w:tr>
+        <w:tc>
+          <w:tcPr>
+            <w:tcW w:w="3964" w:type="dxa"/>
+          </w:tcPr>
+          <w:p>
+            <w:pPr>
+              <w:spacing w:line="360" w:lineRule="auto"/>
+              <w:contextualSpacing/>
+            </w:pPr>
+            <w:r>
+              <w:t>Ищук Анастасия</w:t>
+            </w:r>
+          </w:p>
+        </w:tc>
+        <w:tc>
+          <w:tcPr>
+            <w:tcW w:w="5380" w:type="dxa"/>
+          </w:tcPr>
+          <w:p>
+            <w:pPr>
+              <w:spacing w:line="360" w:lineRule="auto"/>
+              <w:contextualSpacing/>
+            </w:pPr>
+            <w:r>
+              <w:t>https://github.com/sirin668</w:t>
+            </w:r>
+          </w:p>
+        </w:tc>
+      </w:tr>
+      <w:tr>
+        <w:tc>
+          <w:tcPr>
+            <w:tcW w:w="3964" w:type="dxa"/>
+          </w:tcPr>
+          <w:p>
+            <w:pPr>
+              <w:spacing w:line="360" w:lineRule="auto"/>
+              <w:contextualSpacing/>
+            </w:pPr>
+            <w:r>
+              <w:t>Колокольцов Кирилл</w:t>
+            </w:r>
+          </w:p>
+        </w:tc>
+        <w:tc>
+          <w:tcPr>
+            <w:tcW w:w="5380" w:type="dxa"/>
+          </w:tcPr>
+          <w:p>
+            <w:pPr>
+              <w:spacing w:line="360" w:lineRule="auto"/>
+              <w:contextualSpacing/>
+            </w:pPr>
           </w:p>
         </w:tc>
       </w:tr>
@@ -287,145 +269,175 @@
             </w:pPr>
             <w:proofErr w:type="spellStart"/>
             <w:r>
-              <w:t>Гавриш</w:t>
+              <w:t>Кропусова</w:t>
             </w:r>
             <w:proofErr w:type="spellEnd"/>
             <w:r>
-              <w:t xml:space="preserve"> Марк</w:t>
-            </w:r>
-          </w:p>
-        </w:tc>
-        <w:tc>
-          <w:tcPr>
-            <w:tcW w:w="5380" w:type="dxa"/>
-          </w:tcPr>
-          <w:p>
-            <w:pPr>
-              <w:spacing w:line="360" w:lineRule="auto"/>
-              <w:contextualSpacing/>
-            </w:pPr>
-            <w:r>
-              <w:t>https://github.com/GavrishM</w:t>
-            </w:r>
-          </w:p>
-        </w:tc>
-      </w:tr>
-      <w:tr>
-        <w:tc>
-          <w:tcPr>
-            <w:tcW w:w="3964" w:type="dxa"/>
-          </w:tcPr>
-          <w:p>
-            <w:pPr>
-              <w:spacing w:line="360" w:lineRule="auto"/>
-              <w:contextualSpacing/>
-            </w:pPr>
-            <w:r>
-              <w:t>Зенченко Любовь</w:t>
-            </w:r>
-          </w:p>
-        </w:tc>
-        <w:tc>
-          <w:tcPr>
-            <w:tcW w:w="5380" w:type="dxa"/>
-          </w:tcPr>
-          <w:p>
-            <w:pPr>
-              <w:spacing w:line="360" w:lineRule="auto"/>
-              <w:contextualSpacing/>
-            </w:pPr>
-            <w:r>
-              <w:t>https://github.com/lubavablin</w:t>
-            </w:r>
-          </w:p>
-        </w:tc>
-      </w:tr>
-      <w:tr>
-        <w:tc>
-          <w:tcPr>
-            <w:tcW w:w="3964" w:type="dxa"/>
-          </w:tcPr>
-          <w:p>
-            <w:pPr>
-              <w:spacing w:line="360" w:lineRule="auto"/>
-              <w:contextualSpacing/>
-            </w:pPr>
-            <w:r>
-              <w:t>Калюжный Артём</w:t>
-            </w:r>
-          </w:p>
-        </w:tc>
-        <w:tc>
-          <w:tcPr>
-            <w:tcW w:w="5380" w:type="dxa"/>
-          </w:tcPr>
-          <w:p>
-            <w:pPr>
-              <w:spacing w:line="360" w:lineRule="auto"/>
-              <w:contextualSpacing/>
-            </w:pPr>
-            <w:r>
-              <w:t>--------------------------------------</w:t>
-            </w:r>
-          </w:p>
-        </w:tc>
-      </w:tr>
-      <w:tr>
-        <w:tc>
-          <w:tcPr>
-            <w:tcW w:w="3964" w:type="dxa"/>
-          </w:tcPr>
-          <w:p>
-            <w:pPr>
-              <w:spacing w:line="360" w:lineRule="auto"/>
-              <w:contextualSpacing/>
-            </w:pPr>
-            <w:r>
-              <w:t>Козырева Мария</w:t>
-            </w:r>
-          </w:p>
-        </w:tc>
-        <w:tc>
-          <w:tcPr>
-            <w:tcW w:w="5380" w:type="dxa"/>
-          </w:tcPr>
-          <w:p>
-            <w:pPr>
-              <w:spacing w:line="360" w:lineRule="auto"/>
-              <w:contextualSpacing/>
-            </w:pPr>
-            <w:r>
-              <w:t>https://github.com/mariya-koz</w:t>
-            </w:r>
-          </w:p>
-        </w:tc>
-      </w:tr>
-      <w:tr>
-        <w:tc>
-          <w:tcPr>
-            <w:tcW w:w="3964" w:type="dxa"/>
-          </w:tcPr>
-          <w:p>
-            <w:pPr>
-              <w:spacing w:line="360" w:lineRule="auto"/>
-              <w:contextualSpacing/>
-            </w:pPr>
-            <w:r>
-              <w:t>Крылов Виталий</w:t>
-            </w:r>
-          </w:p>
-        </w:tc>
-        <w:tc>
-          <w:tcPr>
-            <w:tcW w:w="5380" w:type="dxa"/>
-          </w:tcPr>
-          <w:p>
-            <w:pPr>
-              <w:spacing w:line="360" w:lineRule="auto"/>
-              <w:contextualSpacing/>
-            </w:pPr>
-            <w:r>
-              <w:t>https://github.com/Viatlyyy</w:t>
+              <w:t xml:space="preserve"> Анастасия</w:t>
+            </w:r>
+          </w:p>
+        </w:tc>
+        <w:tc>
+          <w:tcPr>
+            <w:tcW w:w="5380" w:type="dxa"/>
+          </w:tcPr>
+          <w:p>
+            <w:pPr>
+              <w:spacing w:line="360" w:lineRule="auto"/>
+              <w:contextualSpacing/>
+            </w:pPr>
+            <w:r>
+              <w:t>https://github.com/anakropusova1</w:t>
+            </w:r>
+          </w:p>
+        </w:tc>
+      </w:tr>
+      <w:tr>
+        <w:tc>
+          <w:tcPr>
+            <w:tcW w:w="3964" w:type="dxa"/>
+          </w:tcPr>
+          <w:p>
+            <w:pPr>
+              <w:spacing w:line="360" w:lineRule="auto"/>
+              <w:contextualSpacing/>
+            </w:pPr>
+            <w:r>
+              <w:t>Кузнецов Дмитрий</w:t>
+            </w:r>
+          </w:p>
+        </w:tc>
+        <w:tc>
+          <w:tcPr>
+            <w:tcW w:w="5380" w:type="dxa"/>
+          </w:tcPr>
+          <w:p>
+            <w:pPr>
+              <w:spacing w:line="360" w:lineRule="auto"/>
+              <w:contextualSpacing/>
+            </w:pPr>
+            <w:r>
+              <w:t>https://github.com/NarrbIX</w:t>
+            </w:r>
+          </w:p>
+        </w:tc>
+      </w:tr>
+      <w:tr>
+        <w:tc>
+          <w:tcPr>
+            <w:tcW w:w="3964" w:type="dxa"/>
+          </w:tcPr>
+          <w:p>
+            <w:pPr>
+              <w:spacing w:line="360" w:lineRule="auto"/>
+              <w:contextualSpacing/>
+            </w:pPr>
+            <w:r>
+              <w:t>Лукин Дмитрий</w:t>
+            </w:r>
+          </w:p>
+        </w:tc>
+        <w:tc>
+          <w:tcPr>
+            <w:tcW w:w="5380" w:type="dxa"/>
+          </w:tcPr>
+          <w:p>
+            <w:pPr>
+              <w:spacing w:line="360" w:lineRule="auto"/>
+              <w:contextualSpacing/>
+            </w:pPr>
+            <w:r>
+              <w:t>https://github.com/Dmitryqqw</w:t>
+            </w:r>
+          </w:p>
+        </w:tc>
+      </w:tr>
+      <w:tr>
+        <w:tc>
+          <w:tcPr>
+            <w:tcW w:w="3964" w:type="dxa"/>
+          </w:tcPr>
+          <w:p>
+            <w:pPr>
+              <w:spacing w:line="360" w:lineRule="auto"/>
+              <w:contextualSpacing/>
+            </w:pPr>
+            <w:r>
+              <w:t>Мезенцева Софья</w:t>
+            </w:r>
+          </w:p>
+        </w:tc>
+        <w:tc>
+          <w:tcPr>
+            <w:tcW w:w="5380" w:type="dxa"/>
+          </w:tcPr>
+          <w:p>
+            <w:pPr>
+              <w:spacing w:line="360" w:lineRule="auto"/>
+              <w:contextualSpacing/>
+            </w:pPr>
+            <w:r>
+              <w:t>https://github.com/mezinchik</w:t>
+            </w:r>
+          </w:p>
+        </w:tc>
+      </w:tr>
+      <w:tr>
+        <w:tc>
+          <w:tcPr>
+            <w:tcW w:w="3964" w:type="dxa"/>
+          </w:tcPr>
+          <w:p>
+            <w:pPr>
+              <w:spacing w:line="360" w:lineRule="auto"/>
+              <w:contextualSpacing/>
+            </w:pPr>
+            <w:r>
+              <w:t>Мельник Александр</w:t>
+            </w:r>
+          </w:p>
+        </w:tc>
+        <w:tc>
+          <w:tcPr>
+            <w:tcW w:w="5380" w:type="dxa"/>
+          </w:tcPr>
+          <w:p>
+            <w:pPr>
+              <w:spacing w:line="360" w:lineRule="auto"/>
+              <w:contextualSpacing/>
+            </w:pPr>
+            <w:r>
+              <w:t>https://github.com/xbitcar-cpu</w:t>
+            </w:r>
+          </w:p>
+        </w:tc>
+      </w:tr>
+      <w:tr>
+        <w:tc>
+          <w:tcPr>
+            <w:tcW w:w="3964" w:type="dxa"/>
+          </w:tcPr>
+          <w:p>
+            <w:pPr>
+              <w:spacing w:line="360" w:lineRule="auto"/>
+              <w:contextualSpacing/>
+            </w:pPr>
+            <w:r>
+              <w:t>Орлов Антон</w:t>
+            </w:r>
+          </w:p>
+        </w:tc>
+        <w:tc>
+          <w:tcPr>
+            <w:tcW w:w="5380" w:type="dxa"/>
+          </w:tcPr>
+          <w:p>
+            <w:pPr>
+              <w:spacing w:line="360" w:lineRule="auto"/>
+              <w:contextualSpacing/>
+            </w:pPr>
+            <w:r>
+              <w:t>https://github.com/fg45fgg</w:t>
             </w:r>
           </w:p>
         </w:tc>
@@ -442,85 +454,112 @@
             </w:pPr>
             <w:proofErr w:type="spellStart"/>
             <w:r>
-              <w:t>Кувалдаев</w:t>
+              <w:t>Першкина</w:t>
             </w:r>
             <w:proofErr w:type="spellEnd"/>
             <w:r>
-              <w:t xml:space="preserve"> Вадим</w:t>
-            </w:r>
-          </w:p>
-        </w:tc>
-        <w:tc>
-          <w:tcPr>
-            <w:tcW w:w="5380" w:type="dxa"/>
-          </w:tcPr>
-          <w:p>
-            <w:pPr>
-              <w:spacing w:line="360" w:lineRule="auto"/>
-              <w:contextualSpacing/>
-            </w:pPr>
-            <w:r>
-              <w:t>https://github.com/VadimKuvaldaev</w:t>
-            </w:r>
-          </w:p>
-        </w:tc>
-      </w:tr>
-      <w:tr>
-        <w:tc>
-          <w:tcPr>
-            <w:tcW w:w="3964" w:type="dxa"/>
-          </w:tcPr>
-          <w:p>
-            <w:pPr>
-              <w:spacing w:line="360" w:lineRule="auto"/>
-              <w:contextualSpacing/>
-            </w:pPr>
-            <w:r>
-              <w:t>Кулешова Кира</w:t>
-            </w:r>
-          </w:p>
-        </w:tc>
-        <w:tc>
-          <w:tcPr>
-            <w:tcW w:w="5380" w:type="dxa"/>
-          </w:tcPr>
-          <w:p>
-            <w:pPr>
-              <w:spacing w:line="360" w:lineRule="auto"/>
-              <w:contextualSpacing/>
-            </w:pPr>
-            <w:r>
-              <w:t>https://github.com/kirakuleschova-coder</w:t>
-            </w:r>
-          </w:p>
-        </w:tc>
-      </w:tr>
-      <w:tr>
-        <w:tc>
-          <w:tcPr>
-            <w:tcW w:w="3964" w:type="dxa"/>
-          </w:tcPr>
-          <w:p>
-            <w:pPr>
-              <w:spacing w:line="360" w:lineRule="auto"/>
-              <w:contextualSpacing/>
-            </w:pPr>
-            <w:r>
-              <w:t>Лемехов Алексей</w:t>
-            </w:r>
-          </w:p>
-        </w:tc>
-        <w:tc>
-          <w:tcPr>
-            <w:tcW w:w="5380" w:type="dxa"/>
-          </w:tcPr>
-          <w:p>
-            <w:pPr>
-              <w:spacing w:line="360" w:lineRule="auto"/>
-              <w:contextualSpacing/>
-            </w:pPr>
-            <w:r>
-              <w:t>https://github.com/swageater2015</w:t>
+              <w:t xml:space="preserve"> Виктория</w:t>
+            </w:r>
+          </w:p>
+        </w:tc>
+        <w:tc>
+          <w:tcPr>
+            <w:tcW w:w="5380" w:type="dxa"/>
+          </w:tcPr>
+          <w:p>
+            <w:pPr>
+              <w:spacing w:line="360" w:lineRule="auto"/>
+              <w:contextualSpacing/>
+            </w:pPr>
+          </w:p>
+        </w:tc>
+      </w:tr>
+      <w:tr>
+        <w:tc>
+          <w:tcPr>
+            <w:tcW w:w="3964" w:type="dxa"/>
+          </w:tcPr>
+          <w:p>
+            <w:pPr>
+              <w:spacing w:line="360" w:lineRule="auto"/>
+              <w:contextualSpacing/>
+            </w:pPr>
+            <w:r>
+              <w:t>Прокофьева Анастасия</w:t>
+            </w:r>
+          </w:p>
+        </w:tc>
+        <w:tc>
+          <w:tcPr>
+            <w:tcW w:w="5380" w:type="dxa"/>
+          </w:tcPr>
+          <w:p>
+            <w:pPr>
+              <w:spacing w:line="360" w:lineRule="auto"/>
+              <w:contextualSpacing/>
+            </w:pPr>
+            <w:r>
+              <w:t>https://github.com/nonnpix-jpg</w:t>
+            </w:r>
+          </w:p>
+        </w:tc>
+      </w:tr>
+      <w:tr>
+        <w:tc>
+          <w:tcPr>
+            <w:tcW w:w="3964" w:type="dxa"/>
+          </w:tcPr>
+          <w:p>
+            <w:pPr>
+              <w:spacing w:line="360" w:lineRule="auto"/>
+              <w:contextualSpacing/>
+            </w:pPr>
+            <w:r>
+              <w:t>Румянцев Глеб Темный</w:t>
+            </w:r>
+          </w:p>
+        </w:tc>
+        <w:tc>
+          <w:tcPr>
+            <w:tcW w:w="5380" w:type="dxa"/>
+          </w:tcPr>
+          <w:p>
+            <w:pPr>
+              <w:spacing w:line="360" w:lineRule="auto"/>
+              <w:contextualSpacing/>
+            </w:pPr>
+            <w:r>
+              <w:t>https://github.com/GlebRArga</w:t>
+            </w:r>
+          </w:p>
+        </w:tc>
+      </w:tr>
+      <w:tr>
+        <w:tc>
+          <w:tcPr>
+            <w:tcW w:w="3964" w:type="dxa"/>
+          </w:tcPr>
+          <w:p>
+            <w:pPr>
+              <w:spacing w:line="360" w:lineRule="auto"/>
+              <w:contextualSpacing/>
+            </w:pPr>
+            <w:r>
+              <w:t>Румянцев Глеб Светлый</w:t>
+            </w:r>
+          </w:p>
+        </w:tc>
+        <w:tc>
+          <w:tcPr>
+            <w:tcW w:w="5380" w:type="dxa"/>
+          </w:tcPr>
+          <w:p>
+            <w:pPr>
+              <w:spacing w:line="360" w:lineRule="auto"/>
+              <w:contextualSpacing/>
+            </w:pPr>
+            <w:r>
+              <w:t>https://github.com/xlebnik</w:t>
             </w:r>
           </w:p>
         </w:tc>
@@ -537,301 +576,275 @@
             </w:pPr>
             <w:proofErr w:type="spellStart"/>
             <w:r>
+              <w:t>Симахина</w:t>
+            </w:r>
+            <w:proofErr w:type="spellEnd"/>
+            <w:r>
+              <w:t xml:space="preserve"> Светлана</w:t>
+            </w:r>
+          </w:p>
+        </w:tc>
+        <w:tc>
+          <w:tcPr>
+            <w:tcW w:w="5380" w:type="dxa"/>
+          </w:tcPr>
+          <w:p>
+            <w:pPr>
+              <w:spacing w:line="360" w:lineRule="auto"/>
+              <w:contextualSpacing/>
+            </w:pPr>
+            <w:r>
+              <w:t>https://github.com/svetasimahina5-spec</w:t>
+            </w:r>
+          </w:p>
+        </w:tc>
+      </w:tr>
+      <w:tr>
+        <w:tc>
+          <w:tcPr>
+            <w:tcW w:w="3964" w:type="dxa"/>
+          </w:tcPr>
+          <w:p>
+            <w:pPr>
+              <w:spacing w:line="360" w:lineRule="auto"/>
+              <w:contextualSpacing/>
+            </w:pPr>
+            <w:r>
+              <w:t>Скворцов Иван</w:t>
+            </w:r>
+          </w:p>
+        </w:tc>
+        <w:tc>
+          <w:tcPr>
+            <w:tcW w:w="5380" w:type="dxa"/>
+          </w:tcPr>
+          <w:p>
+            <w:pPr>
+              <w:spacing w:line="360" w:lineRule="auto"/>
+              <w:contextualSpacing/>
+            </w:pPr>
+          </w:p>
+        </w:tc>
+      </w:tr>
+      <w:tr>
+        <w:tc>
+          <w:tcPr>
+            <w:tcW w:w="3964" w:type="dxa"/>
+          </w:tcPr>
+          <w:p>
+            <w:pPr>
+              <w:spacing w:line="360" w:lineRule="auto"/>
+              <w:contextualSpacing/>
+            </w:pPr>
+            <w:r>
+              <w:t>Соколов Арсений</w:t>
+            </w:r>
+          </w:p>
+        </w:tc>
+        <w:tc>
+          <w:tcPr>
+            <w:tcW w:w="5380" w:type="dxa"/>
+          </w:tcPr>
+          <w:p>
+            <w:pPr>
+              <w:spacing w:line="360" w:lineRule="auto"/>
+              <w:contextualSpacing/>
+            </w:pPr>
+            <w:r>
+              <w:t>https://github.com/gogonfy</w:t>
+            </w:r>
+          </w:p>
+        </w:tc>
+      </w:tr>
+      <w:tr>
+        <w:tc>
+          <w:tcPr>
+            <w:tcW w:w="3964" w:type="dxa"/>
+          </w:tcPr>
+          <w:p>
+            <w:pPr>
+              <w:spacing w:line="360" w:lineRule="auto"/>
+              <w:contextualSpacing/>
+            </w:pPr>
+            <w:r>
+              <w:t>Суворов Евгений</w:t>
+            </w:r>
+          </w:p>
+        </w:tc>
+        <w:tc>
+          <w:tcPr>
+            <w:tcW w:w="5380" w:type="dxa"/>
+          </w:tcPr>
+          <w:p>
+            <w:pPr>
+              <w:spacing w:line="360" w:lineRule="auto"/>
+              <w:contextualSpacing/>
+            </w:pPr>
+            <w:r>
+              <w:t>https://github.com/jerryandbeet</w:t>
+            </w:r>
+          </w:p>
+        </w:tc>
+      </w:tr>
+      <w:tr>
+        <w:tc>
+          <w:tcPr>
+            <w:tcW w:w="3964" w:type="dxa"/>
+          </w:tcPr>
+          <w:p>
+            <w:pPr>
+              <w:spacing w:line="360" w:lineRule="auto"/>
+              <w:contextualSpacing/>
+            </w:pPr>
+            <w:proofErr w:type="spellStart"/>
+            <w:r>
+              <w:t>Чусовлянова</w:t>
+            </w:r>
+            <w:proofErr w:type="spellEnd"/>
+            <w:r>
+              <w:t xml:space="preserve"> Полина</w:t>
+            </w:r>
+          </w:p>
+        </w:tc>
+        <w:tc>
+          <w:tcPr>
+            <w:tcW w:w="5380" w:type="dxa"/>
+          </w:tcPr>
+          <w:p>
+            <w:pPr>
+              <w:spacing w:line="360" w:lineRule="auto"/>
+              <w:contextualSpacing/>
+            </w:pPr>
+            <w:r>
+              <w:t>https://github.com/Hyilo4ka-jpg</w:t>
+            </w:r>
+          </w:p>
+        </w:tc>
+      </w:tr>
+      <w:tr>
+        <w:tc>
+          <w:tcPr>
+            <w:tcW w:w="3964" w:type="dxa"/>
+          </w:tcPr>
+          <w:p>
+            <w:pPr>
+              <w:spacing w:line="360" w:lineRule="auto"/>
+              <w:contextualSpacing/>
+            </w:pPr>
+            <w:r>
+              <w:t>Филимонов Алексей</w:t>
+            </w:r>
+          </w:p>
+        </w:tc>
+        <w:tc>
+          <w:tcPr>
+            <w:tcW w:w="5380" w:type="dxa"/>
+          </w:tcPr>
+          <w:p>
+            <w:pPr>
+              <w:spacing w:line="360" w:lineRule="auto"/>
+              <w:contextualSpacing/>
+            </w:pPr>
+            <w:r>
+              <w:t>https://github.com/leww5</w:t>
+            </w:r>
+          </w:p>
+        </w:tc>
+      </w:tr>
+      <w:tr>
+        <w:tc>
+          <w:tcPr>
+            <w:tcW w:w="3964" w:type="dxa"/>
+          </w:tcPr>
+          <w:p>
+            <w:pPr>
+              <w:spacing w:line="360" w:lineRule="auto"/>
+              <w:contextualSpacing/>
+            </w:pPr>
+            <w:proofErr w:type="spellStart"/>
+            <w:r>
+              <w:t>Шатарев</w:t>
+            </w:r>
+            <w:proofErr w:type="spellEnd"/>
+            <w:r>
+              <w:t xml:space="preserve"> Даниил</w:t>
+            </w:r>
+          </w:p>
+        </w:tc>
+        <w:tc>
+          <w:tcPr>
+            <w:tcW w:w="5380" w:type="dxa"/>
+          </w:tcPr>
+          <w:p>
+            <w:pPr>
+              <w:spacing w:line="360" w:lineRule="auto"/>
+              <w:contextualSpacing/>
+            </w:pPr>
+            <w:r>
+              <w:t>https://github.com/kosdrik52</w:t>
+            </w:r>
+          </w:p>
+        </w:tc>
+      </w:tr>
+      <w:tr>
+        <w:tc>
+          <w:tcPr>
+            <w:tcW w:w="3964" w:type="dxa"/>
+          </w:tcPr>
+          <w:p>
+            <w:pPr>
+              <w:spacing w:line="360" w:lineRule="auto"/>
+              <w:contextualSpacing/>
+            </w:pPr>
+            <w:r>
+              <w:t xml:space="preserve">Щербакова Екатерина </w:t>
+            </w:r>
+          </w:p>
+        </w:tc>
+        <w:tc>
+          <w:tcPr>
+            <w:tcW w:w="5380" w:type="dxa"/>
+          </w:tcPr>
+          <w:p>
+            <w:pPr>
+              <w:spacing w:line="360" w:lineRule="auto"/>
+              <w:contextualSpacing/>
+            </w:pPr>
+            <w:r>
+              <w:t>https://github.com/ShcherbakovaKatya</w:t>
+            </w:r>
+          </w:p>
+        </w:tc>
+      </w:tr>
+      <w:tr>
+        <w:tc>
+          <w:tcPr>
+            <w:tcW w:w="3964" w:type="dxa"/>
+          </w:tcPr>
+          <w:p>
+            <w:pPr>
+              <w:spacing w:line="360" w:lineRule="auto"/>
+              <w:contextualSpacing/>
+            </w:pPr>
+            <w:proofErr w:type="spellStart"/>
+            <w:r>
               <w:t>Ложечкин</w:t>
             </w:r>
             <w:proofErr w:type="spellEnd"/>
             <w:r>
-              <w:t xml:space="preserve"> Артём</w:t>
-            </w:r>
-          </w:p>
-        </w:tc>
-        <w:tc>
-          <w:tcPr>
-            <w:tcW w:w="5380" w:type="dxa"/>
-          </w:tcPr>
-          <w:p>
-            <w:pPr>
-              <w:spacing w:line="360" w:lineRule="auto"/>
-              <w:contextualSpacing/>
-            </w:pPr>
-            <w:r>
-              <w:t>--------------------------------------</w:t>
-            </w:r>
-          </w:p>
-        </w:tc>
-      </w:tr>
-      <w:tr>
-        <w:tc>
-          <w:tcPr>
-            <w:tcW w:w="3964" w:type="dxa"/>
-          </w:tcPr>
-          <w:p>
-            <w:pPr>
-              <w:spacing w:line="360" w:lineRule="auto"/>
-              <w:contextualSpacing/>
-            </w:pPr>
-            <w:r>
-              <w:t>Лозовский Андрей</w:t>
-            </w:r>
-          </w:p>
-        </w:tc>
-        <w:tc>
-          <w:tcPr>
-            <w:tcW w:w="5380" w:type="dxa"/>
-          </w:tcPr>
-          <w:p>
-            <w:pPr>
-              <w:spacing w:line="360" w:lineRule="auto"/>
-              <w:contextualSpacing/>
-            </w:pPr>
-            <w:r>
-              <w:t>https://github.com/2krash99-wq</w:t>
-            </w:r>
-          </w:p>
-        </w:tc>
-      </w:tr>
-      <w:tr>
-        <w:tc>
-          <w:tcPr>
-            <w:tcW w:w="3964" w:type="dxa"/>
-          </w:tcPr>
-          <w:p>
-            <w:pPr>
-              <w:spacing w:line="360" w:lineRule="auto"/>
-              <w:contextualSpacing/>
-            </w:pPr>
-            <w:r>
-              <w:t>Малинин Александр</w:t>
-            </w:r>
-          </w:p>
-        </w:tc>
-        <w:tc>
-          <w:tcPr>
-            <w:tcW w:w="5380" w:type="dxa"/>
-          </w:tcPr>
-          <w:p>
-            <w:pPr>
-              <w:spacing w:line="360" w:lineRule="auto"/>
-              <w:contextualSpacing/>
-            </w:pPr>
-            <w:r>
-              <w:t>https://github.com/malininsanya057-cpu</w:t>
-            </w:r>
-          </w:p>
-        </w:tc>
-      </w:tr>
-      <w:tr>
-        <w:tc>
-          <w:tcPr>
-            <w:tcW w:w="3964" w:type="dxa"/>
-          </w:tcPr>
-          <w:p>
-            <w:pPr>
-              <w:spacing w:line="360" w:lineRule="auto"/>
-              <w:contextualSpacing/>
-            </w:pPr>
-            <w:r>
-              <w:t>Морозов Артём</w:t>
-            </w:r>
-          </w:p>
-        </w:tc>
-        <w:tc>
-          <w:tcPr>
-            <w:tcW w:w="5380" w:type="dxa"/>
-          </w:tcPr>
-          <w:p>
-            <w:pPr>
-              <w:spacing w:line="360" w:lineRule="auto"/>
-              <w:contextualSpacing/>
-            </w:pPr>
-            <w:r>
-              <w:t>https://github.com/Moroz07</w:t>
-            </w:r>
-          </w:p>
-        </w:tc>
-      </w:tr>
-      <w:tr>
-        <w:tc>
-          <w:tcPr>
-            <w:tcW w:w="3964" w:type="dxa"/>
-          </w:tcPr>
-          <w:p>
-            <w:pPr>
-              <w:spacing w:line="360" w:lineRule="auto"/>
-              <w:contextualSpacing/>
-            </w:pPr>
-            <w:r>
-              <w:t>Рыжов Арсений</w:t>
-            </w:r>
-          </w:p>
-        </w:tc>
-        <w:tc>
-          <w:tcPr>
-            <w:tcW w:w="5380" w:type="dxa"/>
-          </w:tcPr>
-          <w:p>
-            <w:pPr>
-              <w:spacing w:line="360" w:lineRule="auto"/>
-              <w:contextualSpacing/>
-            </w:pPr>
-            <w:r>
-              <w:t>https://github.com/RyzhovArseniy</w:t>
-            </w:r>
-          </w:p>
-        </w:tc>
-      </w:tr>
-      <w:tr>
-        <w:tc>
-          <w:tcPr>
-            <w:tcW w:w="3964" w:type="dxa"/>
-          </w:tcPr>
-          <w:p>
-            <w:pPr>
-              <w:spacing w:line="360" w:lineRule="auto"/>
-              <w:contextualSpacing/>
-            </w:pPr>
-            <w:r>
-              <w:t>Сафонова Ольга</w:t>
-            </w:r>
-          </w:p>
-        </w:tc>
-        <w:tc>
-          <w:tcPr>
-            <w:tcW w:w="5380" w:type="dxa"/>
-          </w:tcPr>
-          <w:p>
-            <w:pPr>
-              <w:spacing w:line="360" w:lineRule="auto"/>
-              <w:contextualSpacing/>
-            </w:pPr>
-            <w:r>
-              <w:t>https://github.com/Olga-mimikryator</w:t>
-            </w:r>
-          </w:p>
-        </w:tc>
-      </w:tr>
-      <w:tr>
-        <w:tc>
-          <w:tcPr>
-            <w:tcW w:w="3964" w:type="dxa"/>
-          </w:tcPr>
-          <w:p>
-            <w:pPr>
-              <w:spacing w:line="360" w:lineRule="auto"/>
-              <w:contextualSpacing/>
-            </w:pPr>
-            <w:r>
-              <w:t>Смирнов Владислав</w:t>
-            </w:r>
-          </w:p>
-        </w:tc>
-        <w:tc>
-          <w:tcPr>
-            <w:tcW w:w="5380" w:type="dxa"/>
-          </w:tcPr>
-          <w:p>
-            <w:pPr>
-              <w:spacing w:line="360" w:lineRule="auto"/>
-              <w:contextualSpacing/>
-            </w:pPr>
-            <w:r>
-              <w:t>https://github.com/vlad463-ai</w:t>
-            </w:r>
-          </w:p>
-        </w:tc>
-      </w:tr>
-      <w:tr>
-        <w:tc>
-          <w:tcPr>
-            <w:tcW w:w="3964" w:type="dxa"/>
-          </w:tcPr>
-          <w:p>
-            <w:pPr>
-              <w:spacing w:line="360" w:lineRule="auto"/>
-              <w:contextualSpacing/>
-            </w:pPr>
-            <w:r>
-              <w:t>Соловьева Людмила</w:t>
-            </w:r>
-          </w:p>
-        </w:tc>
-        <w:tc>
-          <w:tcPr>
-            <w:tcW w:w="5380" w:type="dxa"/>
-          </w:tcPr>
-          <w:p>
-            <w:pPr>
-              <w:spacing w:line="360" w:lineRule="auto"/>
-              <w:contextualSpacing/>
-            </w:pPr>
-            <w:r>
-              <w:t>https://github.com/qwlsol</w:t>
-            </w:r>
-          </w:p>
-        </w:tc>
-      </w:tr>
-      <w:tr>
-        <w:tc>
-          <w:tcPr>
-            <w:tcW w:w="3964" w:type="dxa"/>
-          </w:tcPr>
-          <w:p>
-            <w:pPr>
-              <w:spacing w:line="360" w:lineRule="auto"/>
-              <w:contextualSpacing/>
-            </w:pPr>
-            <w:r>
-              <w:t>Цветков Денис</w:t>
-            </w:r>
-          </w:p>
-        </w:tc>
-        <w:tc>
-          <w:tcPr>
-            <w:tcW w:w="5380" w:type="dxa"/>
-          </w:tcPr>
-          <w:p>
-            <w:pPr>
-              <w:spacing w:line="360" w:lineRule="auto"/>
-              <w:contextualSpacing/>
-            </w:pPr>
-            <w:r>
-              <w:t>https://github.com/CDeshechka</w:t>
-            </w:r>
-          </w:p>
-        </w:tc>
-      </w:tr>
-      <w:tr>
-        <w:tc>
-          <w:tcPr>
-            <w:tcW w:w="3964" w:type="dxa"/>
-          </w:tcPr>
-          <w:p>
-            <w:pPr>
-              <w:spacing w:line="360" w:lineRule="auto"/>
-              <w:contextualSpacing/>
-            </w:pPr>
-            <w:proofErr w:type="spellStart"/>
-            <w:r>
-              <w:t>Шамарин</w:t>
-            </w:r>
-            <w:proofErr w:type="spellEnd"/>
-            <w:r>
-              <w:t xml:space="preserve"> Кирилл</w:t>
-            </w:r>
-          </w:p>
-        </w:tc>
-        <w:tc>
-          <w:tcPr>
-            <w:tcW w:w="5380" w:type="dxa"/>
-          </w:tcPr>
-          <w:p>
-            <w:pPr>
-              <w:spacing w:line="360" w:lineRule="auto"/>
-              <w:contextualSpacing/>
-            </w:pPr>
-            <w:r>
-              <w:t>https://github.com/DrackJR</w:t>
-            </w:r>
+              <w:t xml:space="preserve"> Артем</w:t>
+            </w:r>
+          </w:p>
+        </w:tc>
+        <w:tc>
+          <w:tcPr>
+            <w:tcW w:w="5380" w:type="dxa"/>
+          </w:tcPr>
+          <w:p>
+            <w:pPr>
+              <w:spacing w:line="360" w:lineRule="auto"/>
+              <w:contextualSpacing/>
+            </w:pPr>
           </w:p>
         </w:tc>
       </w:tr>
@@ -840,10 +853,93 @@
       <w:pPr>
         <w:spacing w:after="0" w:line="360" w:lineRule="auto"/>
         <w:contextualSpacing/>
-        <w:rPr>
-          <w:lang w:val="en-US"/>
-        </w:rPr>
       </w:pPr>
+    </w:p>
+    <w:p>
+      <w:pPr>
+        <w:spacing w:after="0" w:line="360" w:lineRule="auto"/>
+        <w:contextualSpacing/>
+      </w:pPr>
+    </w:p>
+    <w:p>
+      <w:pPr>
+        <w:spacing w:after="0" w:line="360" w:lineRule="auto"/>
+        <w:contextualSpacing/>
+      </w:pPr>
+    </w:p>
+    <w:p>
+      <w:pPr>
+        <w:spacing w:after="0" w:line="360" w:lineRule="auto"/>
+        <w:contextualSpacing/>
+      </w:pPr>
+    </w:p>
+    <w:p>
+      <w:pPr>
+        <w:spacing w:after="0" w:line="360" w:lineRule="auto"/>
+        <w:contextualSpacing/>
+      </w:pPr>
+    </w:p>
+    <w:p>
+      <w:pPr>
+        <w:spacing w:after="0" w:line="360" w:lineRule="auto"/>
+        <w:contextualSpacing/>
+      </w:pPr>
+      <w:proofErr w:type="spellStart"/>
+      <w:r>
+        <w:t>Гаврильченко</w:t>
+      </w:r>
+      <w:proofErr w:type="spellEnd"/>
+      <w:r>
+        <w:t xml:space="preserve"> (3 комп)</w:t>
+      </w:r>
+    </w:p>
+    <w:p>
+      <w:pPr>
+        <w:spacing w:after="0" w:line="360" w:lineRule="auto"/>
+        <w:contextualSpacing/>
+      </w:pPr>
+      <w:r>
+        <w:t xml:space="preserve">Яковлев (6 от </w:t>
+      </w:r>
+      <w:proofErr w:type="spellStart"/>
+      <w:r>
+        <w:t>ближ</w:t>
+      </w:r>
+      <w:proofErr w:type="spellEnd"/>
+      <w:r>
+        <w:t xml:space="preserve"> окна)</w:t>
+      </w:r>
+    </w:p>
+    <w:p>
+      <w:pPr>
+        <w:spacing w:after="0" w:line="360" w:lineRule="auto"/>
+        <w:contextualSpacing/>
+      </w:pPr>
+      <w:proofErr w:type="spellStart"/>
+      <w:r>
+        <w:t>Шендецов</w:t>
+      </w:r>
+      <w:proofErr w:type="spellEnd"/>
+      <w:r>
+        <w:t xml:space="preserve"> (2 от </w:t>
+      </w:r>
+      <w:proofErr w:type="spellStart"/>
+      <w:r>
+        <w:t>ближ</w:t>
+      </w:r>
+      <w:proofErr w:type="spellEnd"/>
+      <w:r>
+        <w:t>. Окна)</w:t>
+      </w:r>
+    </w:p>
+    <w:p>
+      <w:pPr>
+        <w:spacing w:after="0" w:line="360" w:lineRule="auto"/>
+        <w:contextualSpacing/>
+      </w:pPr>
+      <w:r>
+        <w:t>Баранов (1 комп)</w:t>
+      </w:r>
     </w:p>
     <w:sectPr>
       <w:pgSz w:w="11906" w:h="16838" w:code="9"/>
@@ -856,7 +952,7 @@
 </file>
 
 <file path=word/styles.xml><?xml version="1.0" encoding="utf-8"?>
-<w:styles xmlns:mc="http://schemas.openxmlformats.org/markup-compatibility/2006" xmlns:r="http://schemas.openxmlformats.org/officeDocument/2006/relationships" xmlns:w="http://schemas.openxmlformats.org/wordprocessingml/2006/main" xmlns:w14="http://schemas.microsoft.com/office/word/2010/wordml" xmlns:w15="http://schemas.microsoft.com/office/word/2012/wordml" xmlns:w16se="http://schemas.microsoft.com/office/word/2015/wordml/symex" mc:Ignorable="w14 w15 w16se">
+<w:styles xmlns:mc="http://schemas.openxmlformats.org/markup-compatibility/2006" xmlns:r="http://schemas.openxmlformats.org/officeDocument/2006/relationships" xmlns:w="http://schemas.openxmlformats.org/wordprocessingml/2006/main" xmlns:w14="http://schemas.microsoft.com/office/word/2010/wordml" xmlns:w15="http://schemas.microsoft.com/office/word/2012/wordml" xmlns:w16cex="http://schemas.microsoft.com/office/word/2018/wordml/cex" xmlns:w16cid="http://schemas.microsoft.com/office/word/2016/wordml/cid" xmlns:w16="http://schemas.microsoft.com/office/word/2018/wordml" xmlns:w16du="http://schemas.microsoft.com/office/word/2023/wordml/word16du" xmlns:w16sdtdh="http://schemas.microsoft.com/office/word/2020/wordml/sdtdatahash" xmlns:w16sdtfl="http://schemas.microsoft.com/office/word/2024/wordml/sdtformatlock" xmlns:w16se="http://schemas.microsoft.com/office/word/2015/wordml/symex" mc:Ignorable="w14 w15 w16se w16cid w16 w16cex w16sdtdh w16sdtfl w16du">
   <w:docDefaults>
     <w:rPrDefault>
       <w:rPr>
@@ -873,7 +969,7 @@
       </w:pPr>
     </w:pPrDefault>
   </w:docDefaults>
-  <w:latentStyles w:defLockedState="0" w:defUIPriority="99" w:defSemiHidden="0" w:defUnhideWhenUsed="0" w:defQFormat="0" w:count="371">
+  <w:latentStyles w:defLockedState="0" w:defUIPriority="99" w:defSemiHidden="0" w:defUnhideWhenUsed="0" w:defQFormat="0" w:count="376">
     <w:lsdException w:name="Normal" w:uiPriority="0" w:qFormat="1"/>
     <w:lsdException w:name="heading 1" w:uiPriority="9" w:qFormat="1"/>
     <w:lsdException w:name="heading 2" w:semiHidden="1" w:uiPriority="9" w:unhideWhenUsed="1" w:qFormat="1"/>
@@ -1245,6 +1341,11 @@
     <w:lsdException w:name="List Table 5 Dark Accent 6" w:uiPriority="50"/>
     <w:lsdException w:name="List Table 6 Colorful Accent 6" w:uiPriority="51"/>
     <w:lsdException w:name="List Table 7 Colorful Accent 6" w:uiPriority="52"/>
+    <w:lsdException w:name="Mention" w:semiHidden="1" w:unhideWhenUsed="1"/>
+    <w:lsdException w:name="Smart Hyperlink" w:semiHidden="1" w:unhideWhenUsed="1"/>
+    <w:lsdException w:name="Hashtag" w:semiHidden="1" w:unhideWhenUsed="1"/>
+    <w:lsdException w:name="Unresolved Mention" w:semiHidden="1" w:unhideWhenUsed="1"/>
+    <w:lsdException w:name="Smart Link" w:semiHidden="1" w:unhideWhenUsed="1"/>
   </w:latentStyles>
   <w:style w:type="paragraph" w:default="1" w:styleId="a">
     <w:name w:val="Normal"/>
@@ -1337,6 +1438,18 @@
     <w:rPr>
       <w:color w:val="954F72" w:themeColor="followedHyperlink"/>
       <w:u w:val="single"/>
+    </w:rPr>
+  </w:style>
+  <w:style w:type="character" w:styleId="a6">
+    <w:name w:val="Unresolved Mention"/>
+    <w:basedOn w:val="a0"/>
+    <w:uiPriority w:val="99"/>
+    <w:semiHidden/>
+    <w:unhideWhenUsed/>
+    <w:rsid w:val="00FC0F9E"/>
+    <w:rPr>
+      <w:color w:val="605E5C"/>
+      <w:shd w:val="clear" w:color="auto" w:fill="E1DFDD"/>
     </w:rPr>
   </w:style>
 </w:styles>

--- a/Список аккаунтов П-30.docx
+++ b/Список аккаунтов П-30.docx
@@ -1,6 +1,6 @@
 
 <file path=word/document.xml><?xml version="1.0" encoding="utf-8"?>
-<w:document xmlns:wpc="http://schemas.microsoft.com/office/word/2010/wordprocessingCanvas" xmlns:cx="http://schemas.microsoft.com/office/drawing/2014/chartex" xmlns:cx1="http://schemas.microsoft.com/office/drawing/2015/9/8/chartex" xmlns:cx2="http://schemas.microsoft.com/office/drawing/2015/10/21/chartex" xmlns:cx3="http://schemas.microsoft.com/office/drawing/2016/5/9/chartex" xmlns:cx4="http://schemas.microsoft.com/office/drawing/2016/5/10/chartex" xmlns:cx5="http://schemas.microsoft.com/office/drawing/2016/5/11/chartex" xmlns:cx6="http://schemas.microsoft.com/office/drawing/2016/5/12/chartex" xmlns:cx7="http://schemas.microsoft.com/office/drawing/2016/5/13/chartex" xmlns:cx8="http://schemas.microsoft.com/office/drawing/2016/5/14/chartex" xmlns:mc="http://schemas.openxmlformats.org/markup-compatibility/2006" xmlns:aink="http://schemas.microsoft.com/office/drawing/2016/ink" xmlns:am3d="http://schemas.microsoft.com/office/drawing/2017/model3d" xmlns:o="urn:schemas-microsoft-com:office:office" xmlns:oel="http://schemas.microsoft.com/office/2019/extlst" xmlns:r="http://schemas.openxmlformats.org/officeDocument/2006/relationships" xmlns:m="http://schemas.openxmlformats.org/officeDocument/2006/math" xmlns:v="urn:schemas-microsoft-com:vml" xmlns:wp14="http://schemas.microsoft.com/office/word/2010/wordprocessingDrawing" xmlns:wp="http://schemas.openxmlformats.org/drawingml/2006/wordprocessingDrawing" xmlns:w10="urn:schemas-microsoft-com:office:word" xmlns:w="http://schemas.openxmlformats.org/wordprocessingml/2006/main" xmlns:w14="http://schemas.microsoft.com/office/word/2010/wordml" xmlns:w15="http://schemas.microsoft.com/office/word/2012/wordml" xmlns:w16cex="http://schemas.microsoft.com/office/word/2018/wordml/cex" xmlns:w16cid="http://schemas.microsoft.com/office/word/2016/wordml/cid" xmlns:w16="http://schemas.microsoft.com/office/word/2018/wordml" xmlns:w16du="http://schemas.microsoft.com/office/word/2023/wordml/word16du" xmlns:w16sdtdh="http://schemas.microsoft.com/office/word/2020/wordml/sdtdatahash" xmlns:w16sdtfl="http://schemas.microsoft.com/office/word/2024/wordml/sdtformatlock" xmlns:w16se="http://schemas.microsoft.com/office/word/2015/wordml/symex" xmlns:wpg="http://schemas.microsoft.com/office/word/2010/wordprocessingGroup" xmlns:wpi="http://schemas.microsoft.com/office/word/2010/wordprocessingInk" xmlns:wne="http://schemas.microsoft.com/office/word/2006/wordml" xmlns:wps="http://schemas.microsoft.com/office/word/2010/wordprocessingShape" mc:Ignorable="w14 w15 w16se w16cid w16 w16cex w16sdtdh w16sdtfl w16du wp14">
+<w:document xmlns:wpc="http://schemas.microsoft.com/office/word/2010/wordprocessingCanvas" xmlns:cx="http://schemas.microsoft.com/office/drawing/2014/chartex" xmlns:cx1="http://schemas.microsoft.com/office/drawing/2015/9/8/chartex" xmlns:mc="http://schemas.openxmlformats.org/markup-compatibility/2006" xmlns:o="urn:schemas-microsoft-com:office:office" xmlns:r="http://schemas.openxmlformats.org/officeDocument/2006/relationships" xmlns:m="http://schemas.openxmlformats.org/officeDocument/2006/math" xmlns:v="urn:schemas-microsoft-com:vml" xmlns:wp14="http://schemas.microsoft.com/office/word/2010/wordprocessingDrawing" xmlns:wp="http://schemas.openxmlformats.org/drawingml/2006/wordprocessingDrawing" xmlns:w10="urn:schemas-microsoft-com:office:word" xmlns:w="http://schemas.openxmlformats.org/wordprocessingml/2006/main" xmlns:w14="http://schemas.microsoft.com/office/word/2010/wordml" xmlns:w15="http://schemas.microsoft.com/office/word/2012/wordml" xmlns:w16se="http://schemas.microsoft.com/office/word/2015/wordml/symex" xmlns:wpg="http://schemas.microsoft.com/office/word/2010/wordprocessingGroup" xmlns:wpi="http://schemas.microsoft.com/office/word/2010/wordprocessingInk" xmlns:wne="http://schemas.microsoft.com/office/word/2006/wordml" xmlns:wps="http://schemas.microsoft.com/office/word/2010/wordprocessingShape" mc:Ignorable="w14 w15 w16se wp14">
   <w:body>
     <w:p>
       <w:pPr>
@@ -471,6 +471,9 @@
               <w:spacing w:line="360" w:lineRule="auto"/>
               <w:contextualSpacing/>
             </w:pPr>
+            <w:r>
+              <w:t>https://github.com/viktoriia1211</w:t>
+            </w:r>
           </w:p>
         </w:tc>
       </w:tr>
@@ -854,92 +857,8 @@
         <w:spacing w:after="0" w:line="360" w:lineRule="auto"/>
         <w:contextualSpacing/>
       </w:pPr>
-    </w:p>
-    <w:p>
-      <w:pPr>
-        <w:spacing w:after="0" w:line="360" w:lineRule="auto"/>
-        <w:contextualSpacing/>
-      </w:pPr>
-    </w:p>
-    <w:p>
-      <w:pPr>
-        <w:spacing w:after="0" w:line="360" w:lineRule="auto"/>
-        <w:contextualSpacing/>
-      </w:pPr>
-    </w:p>
-    <w:p>
-      <w:pPr>
-        <w:spacing w:after="0" w:line="360" w:lineRule="auto"/>
-        <w:contextualSpacing/>
-      </w:pPr>
-    </w:p>
-    <w:p>
-      <w:pPr>
-        <w:spacing w:after="0" w:line="360" w:lineRule="auto"/>
-        <w:contextualSpacing/>
-      </w:pPr>
-    </w:p>
-    <w:p>
-      <w:pPr>
-        <w:spacing w:after="0" w:line="360" w:lineRule="auto"/>
-        <w:contextualSpacing/>
-      </w:pPr>
-      <w:proofErr w:type="spellStart"/>
-      <w:r>
-        <w:t>Гаврильченко</w:t>
-      </w:r>
-      <w:proofErr w:type="spellEnd"/>
-      <w:r>
-        <w:t xml:space="preserve"> (3 комп)</w:t>
-      </w:r>
-    </w:p>
-    <w:p>
-      <w:pPr>
-        <w:spacing w:after="0" w:line="360" w:lineRule="auto"/>
-        <w:contextualSpacing/>
-      </w:pPr>
-      <w:r>
-        <w:t xml:space="preserve">Яковлев (6 от </w:t>
-      </w:r>
-      <w:proofErr w:type="spellStart"/>
-      <w:r>
-        <w:t>ближ</w:t>
-      </w:r>
-      <w:proofErr w:type="spellEnd"/>
-      <w:r>
-        <w:t xml:space="preserve"> окна)</w:t>
-      </w:r>
-    </w:p>
-    <w:p>
-      <w:pPr>
-        <w:spacing w:after="0" w:line="360" w:lineRule="auto"/>
-        <w:contextualSpacing/>
-      </w:pPr>
-      <w:proofErr w:type="spellStart"/>
-      <w:r>
-        <w:t>Шендецов</w:t>
-      </w:r>
-      <w:proofErr w:type="spellEnd"/>
-      <w:r>
-        <w:t xml:space="preserve"> (2 от </w:t>
-      </w:r>
-      <w:proofErr w:type="spellStart"/>
-      <w:r>
-        <w:t>ближ</w:t>
-      </w:r>
-      <w:proofErr w:type="spellEnd"/>
-      <w:r>
-        <w:t>. Окна)</w:t>
-      </w:r>
-    </w:p>
-    <w:p>
-      <w:pPr>
-        <w:spacing w:after="0" w:line="360" w:lineRule="auto"/>
-        <w:contextualSpacing/>
-      </w:pPr>
-      <w:r>
-        <w:t>Баранов (1 комп)</w:t>
-      </w:r>
+      <w:bookmarkStart w:id="0" w:name="_GoBack"/>
+      <w:bookmarkEnd w:id="0"/>
     </w:p>
     <w:sectPr>
       <w:pgSz w:w="11906" w:h="16838" w:code="9"/>
@@ -952,7 +871,7 @@
 </file>
 
 <file path=word/styles.xml><?xml version="1.0" encoding="utf-8"?>
-<w:styles xmlns:mc="http://schemas.openxmlformats.org/markup-compatibility/2006" xmlns:r="http://schemas.openxmlformats.org/officeDocument/2006/relationships" xmlns:w="http://schemas.openxmlformats.org/wordprocessingml/2006/main" xmlns:w14="http://schemas.microsoft.com/office/word/2010/wordml" xmlns:w15="http://schemas.microsoft.com/office/word/2012/wordml" xmlns:w16cex="http://schemas.microsoft.com/office/word/2018/wordml/cex" xmlns:w16cid="http://schemas.microsoft.com/office/word/2016/wordml/cid" xmlns:w16="http://schemas.microsoft.com/office/word/2018/wordml" xmlns:w16du="http://schemas.microsoft.com/office/word/2023/wordml/word16du" xmlns:w16sdtdh="http://schemas.microsoft.com/office/word/2020/wordml/sdtdatahash" xmlns:w16sdtfl="http://schemas.microsoft.com/office/word/2024/wordml/sdtformatlock" xmlns:w16se="http://schemas.microsoft.com/office/word/2015/wordml/symex" mc:Ignorable="w14 w15 w16se w16cid w16 w16cex w16sdtdh w16sdtfl w16du">
+<w:styles xmlns:mc="http://schemas.openxmlformats.org/markup-compatibility/2006" xmlns:r="http://schemas.openxmlformats.org/officeDocument/2006/relationships" xmlns:w="http://schemas.openxmlformats.org/wordprocessingml/2006/main" xmlns:w14="http://schemas.microsoft.com/office/word/2010/wordml" xmlns:w15="http://schemas.microsoft.com/office/word/2012/wordml" xmlns:w16se="http://schemas.microsoft.com/office/word/2015/wordml/symex" mc:Ignorable="w14 w15 w16se">
   <w:docDefaults>
     <w:rPrDefault>
       <w:rPr>
@@ -969,7 +888,7 @@
       </w:pPr>
     </w:pPrDefault>
   </w:docDefaults>
-  <w:latentStyles w:defLockedState="0" w:defUIPriority="99" w:defSemiHidden="0" w:defUnhideWhenUsed="0" w:defQFormat="0" w:count="376">
+  <w:latentStyles w:defLockedState="0" w:defUIPriority="99" w:defSemiHidden="0" w:defUnhideWhenUsed="0" w:defQFormat="0" w:count="371">
     <w:lsdException w:name="Normal" w:uiPriority="0" w:qFormat="1"/>
     <w:lsdException w:name="heading 1" w:uiPriority="9" w:qFormat="1"/>
     <w:lsdException w:name="heading 2" w:semiHidden="1" w:uiPriority="9" w:unhideWhenUsed="1" w:qFormat="1"/>
@@ -1341,11 +1260,6 @@
     <w:lsdException w:name="List Table 5 Dark Accent 6" w:uiPriority="50"/>
     <w:lsdException w:name="List Table 6 Colorful Accent 6" w:uiPriority="51"/>
     <w:lsdException w:name="List Table 7 Colorful Accent 6" w:uiPriority="52"/>
-    <w:lsdException w:name="Mention" w:semiHidden="1" w:unhideWhenUsed="1"/>
-    <w:lsdException w:name="Smart Hyperlink" w:semiHidden="1" w:unhideWhenUsed="1"/>
-    <w:lsdException w:name="Hashtag" w:semiHidden="1" w:unhideWhenUsed="1"/>
-    <w:lsdException w:name="Unresolved Mention" w:semiHidden="1" w:unhideWhenUsed="1"/>
-    <w:lsdException w:name="Smart Link" w:semiHidden="1" w:unhideWhenUsed="1"/>
   </w:latentStyles>
   <w:style w:type="paragraph" w:default="1" w:styleId="a">
     <w:name w:val="Normal"/>
@@ -1440,7 +1354,7 @@
       <w:u w:val="single"/>
     </w:rPr>
   </w:style>
-  <w:style w:type="character" w:styleId="a6">
+  <w:style w:type="character" w:customStyle="1" w:styleId="UnresolvedMention">
     <w:name w:val="Unresolved Mention"/>
     <w:basedOn w:val="a0"/>
     <w:uiPriority w:val="99"/>

--- a/Список аккаунтов П-30.docx
+++ b/Список аккаунтов П-30.docx
@@ -77,6 +77,11 @@
               <w:spacing w:line="360" w:lineRule="auto"/>
               <w:contextualSpacing/>
             </w:pPr>
+            <w:r>
+              <w:t>https://github.com/gary-gudini88</w:t>
+            </w:r>
+            <w:bookmarkStart w:id="0" w:name="_GoBack"/>
+            <w:bookmarkEnd w:id="0"/>
           </w:p>
         </w:tc>
       </w:tr>
@@ -254,6 +259,9 @@
               <w:spacing w:line="360" w:lineRule="auto"/>
               <w:contextualSpacing/>
             </w:pPr>
+            <w:r>
+              <w:t>https://github.com/tt-Lovers</w:t>
+            </w:r>
           </w:p>
         </w:tc>
       </w:tr>
@@ -857,8 +865,6 @@
         <w:spacing w:after="0" w:line="360" w:lineRule="auto"/>
         <w:contextualSpacing/>
       </w:pPr>
-      <w:bookmarkStart w:id="0" w:name="_GoBack"/>
-      <w:bookmarkEnd w:id="0"/>
     </w:p>
     <w:sectPr>
       <w:pgSz w:w="11906" w:h="16838" w:code="9"/>
